--- a/reports/Rapport_CastagNet_4_1_Qualite_Dataset.docx
+++ b/reports/Rapport_CastagNet_4_1_Qualite_Dataset.docx
@@ -53,73 +53,90 @@
       <w:pPr>
         <w:spacing w:before="560"/>
         <w:jc w:val="center"/>
+      </w:pPr>
+      <w:r>
+        <w:rPr>
+          <w:b/>
+        </w:rPr>
+        <w:t xml:space="preserve">Mise </w:t>
+      </w:r>
+      <w:proofErr w:type="spellStart"/>
+      <w:r>
+        <w:rPr>
+          <w:b/>
+        </w:rPr>
+        <w:t>en</w:t>
+      </w:r>
+      <w:proofErr w:type="spellEnd"/>
+      <w:r>
+        <w:rPr>
+          <w:b/>
+        </w:rPr>
+        <w:t xml:space="preserve"> Situation </w:t>
+      </w:r>
+      <w:proofErr w:type="spellStart"/>
+      <w:r>
+        <w:rPr>
+          <w:b/>
+        </w:rPr>
+        <w:t>Professionnelle</w:t>
+      </w:r>
+      <w:proofErr w:type="spellEnd"/>
+      <w:r>
+        <w:rPr>
+          <w:b/>
+        </w:rPr>
+        <w:t xml:space="preserve"> </w:t>
+      </w:r>
+      <w:r>
+        <w:rPr>
+          <w:b/>
+        </w:rPr>
+        <w:t>-</w:t>
+      </w:r>
+      <w:r>
+        <w:rPr>
+          <w:b/>
+        </w:rPr>
+        <w:t xml:space="preserve"> MSc BIHAR</w:t>
+      </w:r>
+      <w:r>
+        <w:rPr>
+          <w:b/>
+        </w:rPr>
+        <w:br/>
+      </w:r>
+      <w:proofErr w:type="spellStart"/>
+      <w:r>
+        <w:t>Compétences</w:t>
+      </w:r>
+      <w:proofErr w:type="spellEnd"/>
+      <w:r>
+        <w:t xml:space="preserve"> C28 et C31</w:t>
+      </w:r>
+      <w:r>
+        <w:br/>
+        <w:t xml:space="preserve">2 </w:t>
+      </w:r>
+      <w:proofErr w:type="spellStart"/>
+      <w:r>
+        <w:t>septembre</w:t>
+      </w:r>
+      <w:proofErr w:type="spellEnd"/>
+      <w:r>
+        <w:t xml:space="preserve"> 2026</w:t>
+      </w:r>
+    </w:p>
+    <w:p>
+      <w:pPr>
+        <w:spacing w:before="560"/>
+        <w:jc w:val="center"/>
         <w:rPr>
           <w:rFonts w:hint="eastAsia"/>
         </w:rPr>
       </w:pPr>
       <w:r>
-        <w:rPr>
-          <w:b/>
-        </w:rPr>
-        <w:t xml:space="preserve">Mise </w:t>
-      </w:r>
-      <w:proofErr w:type="spellStart"/>
-      <w:r>
-        <w:rPr>
-          <w:b/>
-        </w:rPr>
-        <w:t>en</w:t>
-      </w:r>
-      <w:proofErr w:type="spellEnd"/>
-      <w:r>
-        <w:rPr>
-          <w:b/>
-        </w:rPr>
-        <w:t xml:space="preserve"> Situation </w:t>
-      </w:r>
-      <w:proofErr w:type="spellStart"/>
-      <w:r>
-        <w:rPr>
-          <w:b/>
-        </w:rPr>
-        <w:t>Professionnelle</w:t>
-      </w:r>
-      <w:proofErr w:type="spellEnd"/>
-      <w:r>
-        <w:rPr>
-          <w:b/>
-        </w:rPr>
-        <w:t xml:space="preserve"> </w:t>
-      </w:r>
-      <w:r>
-        <w:rPr>
-          <w:b/>
-        </w:rPr>
-        <w:t>-</w:t>
-      </w:r>
-      <w:r>
-        <w:rPr>
-          <w:b/>
-        </w:rPr>
-        <w:t xml:space="preserve"> MSc BIHAR</w:t>
-      </w:r>
-      <w:r>
-        <w:rPr>
-          <w:b/>
-        </w:rPr>
-        <w:br/>
-      </w:r>
-      <w:proofErr w:type="spellStart"/>
-      <w:r>
-        <w:t>Compétences</w:t>
-      </w:r>
-      <w:proofErr w:type="spellEnd"/>
-      <w:r>
-        <w:t xml:space="preserve"> C28 et C31</w:t>
-      </w:r>
-      <w:r>
-        <w:br/>
-        <w:t>2 septembre 2026</w:t>
+        <w:t>Dorian ARGAILLOT</w:t>
       </w:r>
     </w:p>
     <w:p>
@@ -512,8 +529,17 @@
           <w:i/>
           <w:color w:val="6B7782"/>
         </w:rPr>
-        <w:t xml:space="preserve"> de modélisation</w:t>
-      </w:r>
+        <w:t xml:space="preserve"> de </w:t>
+      </w:r>
+      <w:proofErr w:type="spellStart"/>
+      <w:r>
+        <w:rPr>
+          <w:i/>
+          <w:color w:val="6B7782"/>
+        </w:rPr>
+        <w:t>modélisation</w:t>
+      </w:r>
+      <w:proofErr w:type="spellEnd"/>
     </w:p>
     <w:p>
       <w:pPr>
@@ -1208,64 +1234,6 @@
         </w:rPr>
       </w:pPr>
     </w:p>
-    <w:tbl>
-      <w:tblPr>
-        <w:tblW w:w="0" w:type="auto"/>
-        <w:jc w:val="center"/>
-        <w:tblLook w:val="04A0" w:firstRow="1" w:lastRow="0" w:firstColumn="1" w:lastColumn="0" w:noHBand="0" w:noVBand="1"/>
-      </w:tblPr>
-      <w:tblGrid>
-        <w:gridCol w:w="9865"/>
-      </w:tblGrid>
-      <w:tr>
-        <w:trPr>
-          <w:jc w:val="center"/>
-        </w:trPr>
-        <w:tc>
-          <w:tcPr>
-            <w:tcW w:w="9865" w:type="dxa"/>
-            <w:tcBorders>
-              <w:top w:val="single" w:sz="8" w:space="0" w:color="087E8B"/>
-              <w:left w:val="single" w:sz="8" w:space="0" w:color="087E8B"/>
-              <w:bottom w:val="single" w:sz="8" w:space="0" w:color="087E8B"/>
-              <w:right w:val="single" w:sz="8" w:space="0" w:color="087E8B"/>
-            </w:tcBorders>
-            <w:shd w:val="clear" w:color="auto" w:fill="EAF3F4"/>
-            <w:tcMar>
-              <w:top w:w="130" w:type="dxa"/>
-              <w:left w:w="170" w:type="dxa"/>
-              <w:bottom w:w="130" w:type="dxa"/>
-              <w:right w:w="170" w:type="dxa"/>
-            </w:tcMar>
-          </w:tcPr>
-          <w:p>
-            <w:pPr>
-              <w:spacing w:after="40"/>
-              <w:rPr>
-                <w:rFonts w:hint="eastAsia"/>
-              </w:rPr>
-            </w:pPr>
-            <w:r>
-              <w:rPr>
-                <w:b/>
-                <w:color w:val="17324D"/>
-              </w:rPr>
-              <w:t>Conclusion en une phrase</w:t>
-            </w:r>
-            <w:r>
-              <w:rPr>
-                <w:b/>
-                <w:color w:val="17324D"/>
-              </w:rPr>
-              <w:br/>
-            </w:r>
-            <w:r>
-              <w:t>Une donnée difficile mais comprise vaut mieux qu’un dataset artificiellement simplifié : le choix final conserve la réalité de production et rend les incertitudes explicites.</w:t>
-            </w:r>
-          </w:p>
-        </w:tc>
-      </w:tr>
-    </w:tbl>
     <w:p>
       <w:pPr>
         <w:spacing w:after="20"/>
@@ -1300,6 +1268,7 @@
           <w:tab w:val="right" w:leader="dot" w:pos="9855"/>
         </w:tabs>
         <w:rPr>
+          <w:rFonts w:hint="eastAsia"/>
           <w:noProof/>
         </w:rPr>
       </w:pPr>
@@ -1378,6 +1347,7 @@
           <w:tab w:val="right" w:leader="dot" w:pos="9855"/>
         </w:tabs>
         <w:rPr>
+          <w:rFonts w:hint="eastAsia"/>
           <w:noProof/>
         </w:rPr>
       </w:pPr>
@@ -1447,6 +1417,7 @@
           <w:tab w:val="right" w:leader="dot" w:pos="9855"/>
         </w:tabs>
         <w:rPr>
+          <w:rFonts w:hint="eastAsia"/>
           <w:noProof/>
         </w:rPr>
       </w:pPr>
@@ -1516,6 +1487,7 @@
           <w:tab w:val="right" w:leader="dot" w:pos="9855"/>
         </w:tabs>
         <w:rPr>
+          <w:rFonts w:hint="eastAsia"/>
           <w:noProof/>
         </w:rPr>
       </w:pPr>
@@ -1585,6 +1557,7 @@
           <w:tab w:val="right" w:leader="dot" w:pos="9855"/>
         </w:tabs>
         <w:rPr>
+          <w:rFonts w:hint="eastAsia"/>
           <w:noProof/>
         </w:rPr>
       </w:pPr>
@@ -1654,6 +1627,7 @@
           <w:tab w:val="right" w:leader="dot" w:pos="9855"/>
         </w:tabs>
         <w:rPr>
+          <w:rFonts w:hint="eastAsia"/>
           <w:noProof/>
         </w:rPr>
       </w:pPr>
@@ -1723,6 +1697,7 @@
           <w:tab w:val="right" w:leader="dot" w:pos="9855"/>
         </w:tabs>
         <w:rPr>
+          <w:rFonts w:hint="eastAsia"/>
           <w:noProof/>
         </w:rPr>
       </w:pPr>
@@ -1792,6 +1767,7 @@
           <w:tab w:val="right" w:leader="dot" w:pos="9855"/>
         </w:tabs>
         <w:rPr>
+          <w:rFonts w:hint="eastAsia"/>
           <w:noProof/>
         </w:rPr>
       </w:pPr>
@@ -1861,6 +1837,7 @@
           <w:tab w:val="right" w:leader="dot" w:pos="9855"/>
         </w:tabs>
         <w:rPr>
+          <w:rFonts w:hint="eastAsia"/>
           <w:noProof/>
         </w:rPr>
       </w:pPr>
@@ -1930,6 +1907,7 @@
           <w:tab w:val="right" w:leader="dot" w:pos="9855"/>
         </w:tabs>
         <w:rPr>
+          <w:rFonts w:hint="eastAsia"/>
           <w:noProof/>
         </w:rPr>
       </w:pPr>
@@ -1999,6 +1977,7 @@
           <w:tab w:val="right" w:leader="dot" w:pos="9855"/>
         </w:tabs>
         <w:rPr>
+          <w:rFonts w:hint="eastAsia"/>
           <w:noProof/>
         </w:rPr>
       </w:pPr>
@@ -2068,6 +2047,7 @@
           <w:tab w:val="right" w:leader="dot" w:pos="9855"/>
         </w:tabs>
         <w:rPr>
+          <w:rFonts w:hint="eastAsia"/>
           <w:noProof/>
         </w:rPr>
       </w:pPr>
@@ -2137,6 +2117,7 @@
           <w:tab w:val="right" w:leader="dot" w:pos="9855"/>
         </w:tabs>
         <w:rPr>
+          <w:rFonts w:hint="eastAsia"/>
           <w:noProof/>
         </w:rPr>
       </w:pPr>
@@ -2206,6 +2187,7 @@
           <w:tab w:val="right" w:leader="dot" w:pos="9855"/>
         </w:tabs>
         <w:rPr>
+          <w:rFonts w:hint="eastAsia"/>
           <w:noProof/>
         </w:rPr>
       </w:pPr>
@@ -2275,6 +2257,7 @@
           <w:tab w:val="right" w:leader="dot" w:pos="9855"/>
         </w:tabs>
         <w:rPr>
+          <w:rFonts w:hint="eastAsia"/>
           <w:noProof/>
         </w:rPr>
       </w:pPr>
@@ -2344,6 +2327,7 @@
           <w:tab w:val="right" w:leader="dot" w:pos="9855"/>
         </w:tabs>
         <w:rPr>
+          <w:rFonts w:hint="eastAsia"/>
           <w:noProof/>
         </w:rPr>
       </w:pPr>
@@ -2413,6 +2397,7 @@
           <w:tab w:val="right" w:leader="dot" w:pos="9855"/>
         </w:tabs>
         <w:rPr>
+          <w:rFonts w:hint="eastAsia"/>
           <w:noProof/>
         </w:rPr>
       </w:pPr>
@@ -2482,6 +2467,7 @@
           <w:tab w:val="right" w:leader="dot" w:pos="9855"/>
         </w:tabs>
         <w:rPr>
+          <w:rFonts w:hint="eastAsia"/>
           <w:noProof/>
         </w:rPr>
       </w:pPr>
@@ -2551,6 +2537,7 @@
           <w:tab w:val="right" w:leader="dot" w:pos="9855"/>
         </w:tabs>
         <w:rPr>
+          <w:rFonts w:hint="eastAsia"/>
           <w:noProof/>
         </w:rPr>
       </w:pPr>
@@ -2620,6 +2607,7 @@
           <w:tab w:val="right" w:leader="dot" w:pos="9855"/>
         </w:tabs>
         <w:rPr>
+          <w:rFonts w:hint="eastAsia"/>
           <w:noProof/>
         </w:rPr>
       </w:pPr>
@@ -2689,6 +2677,7 @@
           <w:tab w:val="right" w:leader="dot" w:pos="9855"/>
         </w:tabs>
         <w:rPr>
+          <w:rFonts w:hint="eastAsia"/>
           <w:noProof/>
         </w:rPr>
       </w:pPr>
@@ -2758,6 +2747,7 @@
           <w:tab w:val="right" w:leader="dot" w:pos="9855"/>
         </w:tabs>
         <w:rPr>
+          <w:rFonts w:hint="eastAsia"/>
           <w:noProof/>
         </w:rPr>
       </w:pPr>
@@ -2827,6 +2817,7 @@
           <w:tab w:val="right" w:leader="dot" w:pos="9855"/>
         </w:tabs>
         <w:rPr>
+          <w:rFonts w:hint="eastAsia"/>
           <w:noProof/>
         </w:rPr>
       </w:pPr>
@@ -2896,6 +2887,7 @@
           <w:tab w:val="right" w:leader="dot" w:pos="9855"/>
         </w:tabs>
         <w:rPr>
+          <w:rFonts w:hint="eastAsia"/>
           <w:noProof/>
         </w:rPr>
       </w:pPr>
@@ -2965,6 +2957,7 @@
           <w:tab w:val="right" w:leader="dot" w:pos="9855"/>
         </w:tabs>
         <w:rPr>
+          <w:rFonts w:hint="eastAsia"/>
           <w:noProof/>
         </w:rPr>
       </w:pPr>
@@ -3034,6 +3027,7 @@
           <w:tab w:val="right" w:leader="dot" w:pos="9855"/>
         </w:tabs>
         <w:rPr>
+          <w:rFonts w:hint="eastAsia"/>
           <w:noProof/>
         </w:rPr>
       </w:pPr>
@@ -3103,6 +3097,7 @@
           <w:tab w:val="right" w:leader="dot" w:pos="9855"/>
         </w:tabs>
         <w:rPr>
+          <w:rFonts w:hint="eastAsia"/>
           <w:noProof/>
         </w:rPr>
       </w:pPr>
@@ -3172,6 +3167,7 @@
           <w:tab w:val="right" w:leader="dot" w:pos="9855"/>
         </w:tabs>
         <w:rPr>
+          <w:rFonts w:hint="eastAsia"/>
           <w:noProof/>
         </w:rPr>
       </w:pPr>
@@ -3241,6 +3237,7 @@
           <w:tab w:val="right" w:leader="dot" w:pos="9855"/>
         </w:tabs>
         <w:rPr>
+          <w:rFonts w:hint="eastAsia"/>
           <w:noProof/>
         </w:rPr>
       </w:pPr>
@@ -3310,6 +3307,7 @@
           <w:tab w:val="right" w:leader="dot" w:pos="9855"/>
         </w:tabs>
         <w:rPr>
+          <w:rFonts w:hint="eastAsia"/>
           <w:noProof/>
         </w:rPr>
       </w:pPr>
@@ -3393,6 +3391,7 @@
           <w:tab w:val="right" w:leader="dot" w:pos="9855"/>
         </w:tabs>
         <w:rPr>
+          <w:rFonts w:hint="eastAsia"/>
           <w:noProof/>
         </w:rPr>
       </w:pPr>
@@ -3476,6 +3475,7 @@
           <w:tab w:val="right" w:leader="dot" w:pos="9855"/>
         </w:tabs>
         <w:rPr>
+          <w:rFonts w:hint="eastAsia"/>
           <w:noProof/>
         </w:rPr>
       </w:pPr>
@@ -3559,6 +3559,7 @@
           <w:tab w:val="right" w:leader="dot" w:pos="9855"/>
         </w:tabs>
         <w:rPr>
+          <w:rFonts w:hint="eastAsia"/>
           <w:noProof/>
         </w:rPr>
       </w:pPr>
@@ -3785,7 +3786,15 @@
       </w:r>
       <w:proofErr w:type="spellEnd"/>
       <w:r>
-        <w:t xml:space="preserve"> viser, sur Conforme, un rappel d’au moins 85 % et une précision d’au moins 95 %. Aucun résultat ML n’est présenté ici.</w:t>
+        <w:t xml:space="preserve"> </w:t>
+      </w:r>
+      <w:proofErr w:type="spellStart"/>
+      <w:r>
+        <w:t>viser</w:t>
+      </w:r>
+      <w:proofErr w:type="spellEnd"/>
+      <w:r>
+        <w:t>, sur Conforme, un rappel d’au moins 85 % et une précision d’au moins 95 %. Aucun résultat ML n’est présenté ici.</w:t>
       </w:r>
     </w:p>
     <w:p>
@@ -5143,7 +5152,23 @@
       </w:r>
       <w:proofErr w:type="spellEnd"/>
       <w:r>
-        <w:t xml:space="preserve"> n’est pas nécessairement faux dans son propre </w:t>
+        <w:t xml:space="preserve"> </w:t>
+      </w:r>
+      <w:proofErr w:type="spellStart"/>
+      <w:r>
+        <w:t>n’est</w:t>
+      </w:r>
+      <w:proofErr w:type="spellEnd"/>
+      <w:r>
+        <w:t xml:space="preserve"> pas </w:t>
+      </w:r>
+      <w:proofErr w:type="spellStart"/>
+      <w:r>
+        <w:t>nécessairement</w:t>
+      </w:r>
+      <w:proofErr w:type="spellEnd"/>
+      <w:r>
+        <w:t xml:space="preserve"> faux dans son propre </w:t>
       </w:r>
       <w:proofErr w:type="gramStart"/>
       <w:r>
@@ -5205,7 +5230,23 @@
       </w:r>
       <w:proofErr w:type="spellEnd"/>
       <w:r>
-        <w:t xml:space="preserve"> de cible reposent sur label_principal, puis sur effective_label après revue.</w:t>
+        <w:t xml:space="preserve"> de </w:t>
+      </w:r>
+      <w:proofErr w:type="spellStart"/>
+      <w:r>
+        <w:t>cible</w:t>
+      </w:r>
+      <w:proofErr w:type="spellEnd"/>
+      <w:r>
+        <w:t xml:space="preserve"> </w:t>
+      </w:r>
+      <w:proofErr w:type="spellStart"/>
+      <w:r>
+        <w:t>reposent</w:t>
+      </w:r>
+      <w:proofErr w:type="spellEnd"/>
+      <w:r>
+        <w:t xml:space="preserve"> sur label_principal, puis sur effective_label après revue.</w:t>
       </w:r>
     </w:p>
     <w:p>
@@ -5273,7 +5314,15 @@
       </w:r>
       <w:proofErr w:type="spellEnd"/>
       <w:r>
-        <w:t xml:space="preserve"> canonique et </w:t>
+        <w:t xml:space="preserve"> </w:t>
+      </w:r>
+      <w:proofErr w:type="spellStart"/>
+      <w:r>
+        <w:t>canonique</w:t>
+      </w:r>
+      <w:proofErr w:type="spellEnd"/>
+      <w:r>
+        <w:t xml:space="preserve"> et </w:t>
       </w:r>
       <w:proofErr w:type="gramStart"/>
       <w:r>
@@ -5295,6 +5344,9 @@
     <w:p>
       <w:pPr>
         <w:spacing w:after="80"/>
+        <w:rPr>
+          <w:rFonts w:hint="eastAsia"/>
+        </w:rPr>
       </w:pPr>
       <w:proofErr w:type="spellStart"/>
       <w:r>
@@ -6060,7 +6112,15 @@
       </w:r>
       <w:proofErr w:type="spellEnd"/>
       <w:r>
-        <w:t xml:space="preserve"> brutes de labeled_by sont conservées et une colonne labeled_by_canonical corrige seulement les statistiques.</w:t>
+        <w:t xml:space="preserve"> brutes de </w:t>
+      </w:r>
+      <w:proofErr w:type="spellStart"/>
+      <w:r>
+        <w:t>labeled_by</w:t>
+      </w:r>
+      <w:proofErr w:type="spellEnd"/>
+      <w:r>
+        <w:t xml:space="preserve"> sont conservées et une colonne labeled_by_canonical corrige seulement les statistiques.</w:t>
       </w:r>
     </w:p>
     <w:tbl>
@@ -6211,7 +6271,15 @@
       </w:r>
       <w:proofErr w:type="spellEnd"/>
       <w:r>
-        <w:t xml:space="preserve"> par année.</w:t>
+        <w:t xml:space="preserve"> par </w:t>
+      </w:r>
+      <w:proofErr w:type="spellStart"/>
+      <w:r>
+        <w:t>année</w:t>
+      </w:r>
+      <w:proofErr w:type="spellEnd"/>
+      <w:r>
+        <w:t>.</w:t>
       </w:r>
     </w:p>
     <w:tbl>
@@ -6901,7 +6969,15 @@
       </w:r>
       <w:proofErr w:type="spellEnd"/>
       <w:r>
-        <w:t xml:space="preserve"> nettement entre les années, particulièrement pour Conforme et PIETRA.</w:t>
+        <w:t xml:space="preserve"> </w:t>
+      </w:r>
+      <w:proofErr w:type="spellStart"/>
+      <w:r>
+        <w:t>nettement</w:t>
+      </w:r>
+      <w:proofErr w:type="spellEnd"/>
+      <w:r>
+        <w:t xml:space="preserve"> entre les années, particulièrement pour Conforme et PIETRA.</w:t>
       </w:r>
     </w:p>
     <w:p>
@@ -8361,7 +8437,15 @@
       </w:r>
       <w:proofErr w:type="spellEnd"/>
       <w:r>
-        <w:t>=True peut signifier l’absence du phénomène ou l’absence d’usage du champ. Le dataset ne permet pas de distinguer ces deux explications.</w:t>
+        <w:t xml:space="preserve">=True </w:t>
+      </w:r>
+      <w:proofErr w:type="spellStart"/>
+      <w:r>
+        <w:t>peut</w:t>
+      </w:r>
+      <w:proofErr w:type="spellEnd"/>
+      <w:r>
+        <w:t xml:space="preserve"> signifier l’absence du phénomène ou l’absence d’usage du champ. Le dataset ne permet pas de distinguer ces deux explications.</w:t>
       </w:r>
     </w:p>
     <w:tbl>
@@ -9947,7 +10031,23 @@
       </w:r>
       <w:proofErr w:type="spellEnd"/>
       <w:r>
-        <w:t xml:space="preserve"> humaine, faible scalabilité et sélection potentiellement non exhaustive.</w:t>
+        <w:t xml:space="preserve"> humaine, </w:t>
+      </w:r>
+      <w:proofErr w:type="spellStart"/>
+      <w:r>
+        <w:t>faible</w:t>
+      </w:r>
+      <w:proofErr w:type="spellEnd"/>
+      <w:r>
+        <w:t xml:space="preserve"> </w:t>
+      </w:r>
+      <w:proofErr w:type="spellStart"/>
+      <w:r>
+        <w:t>scalabilité</w:t>
+      </w:r>
+      <w:proofErr w:type="spellEnd"/>
+      <w:r>
+        <w:t xml:space="preserve"> et sélection potentiellement non exhaustive.</w:t>
       </w:r>
     </w:p>
     <w:p>
@@ -10195,6 +10295,9 @@
       <w:pPr>
         <w:pStyle w:val="Lgende"/>
         <w:jc w:val="center"/>
+        <w:rPr>
+          <w:rFonts w:hint="eastAsia"/>
+        </w:rPr>
       </w:pPr>
       <w:r>
         <w:t xml:space="preserve">Figure 5 </w:t>
@@ -10219,10 +10322,24 @@
       </w:r>
       <w:proofErr w:type="spellEnd"/>
       <w:r>
-        <w:t xml:space="preserve"> temporel sur les 52 crops.</w:t>
+        <w:t xml:space="preserve"> </w:t>
+      </w:r>
+      <w:proofErr w:type="spellStart"/>
+      <w:r>
+        <w:t>temporel</w:t>
+      </w:r>
+      <w:proofErr w:type="spellEnd"/>
+      <w:r>
+        <w:t xml:space="preserve"> sur les 52 crops.</w:t>
       </w:r>
     </w:p>
-    <w:p/>
+    <w:p>
+      <w:pPr>
+        <w:rPr>
+          <w:rFonts w:hint="eastAsia"/>
+        </w:rPr>
+      </w:pPr>
+    </w:p>
     <w:tbl>
       <w:tblPr>
         <w:tblStyle w:val="Grilledutableau"/>
@@ -10957,7 +11074,23 @@
       </w:r>
       <w:proofErr w:type="spellEnd"/>
       <w:r>
-        <w:t xml:space="preserve"> un décalage cumulatif et 17 paires sur 22 ont exactement +7 frames.</w:t>
+        <w:t xml:space="preserve"> un </w:t>
+      </w:r>
+      <w:proofErr w:type="spellStart"/>
+      <w:r>
+        <w:t>décalage</w:t>
+      </w:r>
+      <w:proofErr w:type="spellEnd"/>
+      <w:r>
+        <w:t xml:space="preserve"> </w:t>
+      </w:r>
+      <w:proofErr w:type="spellStart"/>
+      <w:r>
+        <w:t>cumulatif</w:t>
+      </w:r>
+      <w:proofErr w:type="spellEnd"/>
+      <w:r>
+        <w:t xml:space="preserve"> et 17 paires sur 22 ont exactement +7 frames.</w:t>
       </w:r>
     </w:p>
     <w:p>
@@ -12202,7 +12335,15 @@
       </w:r>
       <w:proofErr w:type="spellEnd"/>
       <w:r>
-        <w:t xml:space="preserve"> réutilisé entre labels </w:t>
+        <w:t xml:space="preserve"> </w:t>
+      </w:r>
+      <w:proofErr w:type="spellStart"/>
+      <w:r>
+        <w:t>réutilisé</w:t>
+      </w:r>
+      <w:proofErr w:type="spellEnd"/>
+      <w:r>
+        <w:t xml:space="preserve"> entre labels </w:t>
       </w:r>
       <w:proofErr w:type="gramStart"/>
       <w:r>
@@ -12329,7 +12470,31 @@
       </w:r>
       <w:proofErr w:type="spellEnd"/>
       <w:r>
-        <w:t xml:space="preserve"> ni identifiant physique n’a été retrouvé. Une excellente cohérence de nommage ne prouve pas </w:t>
+        <w:t xml:space="preserve"> </w:t>
+      </w:r>
+      <w:proofErr w:type="spellStart"/>
+      <w:r>
+        <w:t>ni</w:t>
+      </w:r>
+      <w:proofErr w:type="spellEnd"/>
+      <w:r>
+        <w:t xml:space="preserve"> </w:t>
+      </w:r>
+      <w:proofErr w:type="spellStart"/>
+      <w:r>
+        <w:t>identifiant</w:t>
+      </w:r>
+      <w:proofErr w:type="spellEnd"/>
+      <w:r>
+        <w:t xml:space="preserve"> physique n’a été retrouvé. Une excellente cohérence de nommage ne </w:t>
+      </w:r>
+      <w:proofErr w:type="spellStart"/>
+      <w:r>
+        <w:t>prouve</w:t>
+      </w:r>
+      <w:proofErr w:type="spellEnd"/>
+      <w:r>
+        <w:t xml:space="preserve"> pas </w:t>
       </w:r>
       <w:proofErr w:type="spellStart"/>
       <w:r>
@@ -13874,7 +14039,15 @@
       </w:r>
       <w:proofErr w:type="spellEnd"/>
       <w:r>
-        <w:t xml:space="preserve"> l’apprentissage. Les flags sont donc maintenus pour analyser les erreurs futures.</w:t>
+        <w:t xml:space="preserve"> </w:t>
+      </w:r>
+      <w:proofErr w:type="spellStart"/>
+      <w:r>
+        <w:t>l’apprentissage</w:t>
+      </w:r>
+      <w:proofErr w:type="spellEnd"/>
+      <w:r>
+        <w:t>. Les flags sont donc maintenus pour analyser les erreurs futures.</w:t>
       </w:r>
     </w:p>
     <w:p>
@@ -14385,6 +14558,7 @@
             <w:pPr>
               <w:spacing w:after="0"/>
               <w:rPr>
+                <w:rFonts w:hint="eastAsia"/>
                 <w:sz w:val="16"/>
               </w:rPr>
             </w:pPr>
@@ -14412,6 +14586,7 @@
               <w:spacing w:after="0"/>
               <w:jc w:val="center"/>
               <w:rPr>
+                <w:rFonts w:hint="eastAsia"/>
                 <w:sz w:val="16"/>
               </w:rPr>
             </w:pPr>
@@ -14422,6 +14597,9 @@
     <w:p>
       <w:pPr>
         <w:spacing w:after="20"/>
+        <w:rPr>
+          <w:rFonts w:hint="eastAsia"/>
+        </w:rPr>
       </w:pPr>
     </w:p>
     <w:p>
@@ -14537,7 +14715,15 @@
             </w:r>
             <w:proofErr w:type="spellEnd"/>
             <w:r>
-              <w:t xml:space="preserve"> que les sources étaient en conflit.</w:t>
+              <w:t xml:space="preserve"> </w:t>
+            </w:r>
+            <w:proofErr w:type="spellStart"/>
+            <w:r>
+              <w:t>que</w:t>
+            </w:r>
+            <w:proofErr w:type="spellEnd"/>
+            <w:r>
+              <w:t xml:space="preserve"> les sources étaient en conflit.</w:t>
             </w:r>
           </w:p>
         </w:tc>
@@ -16242,7 +16428,23 @@
       </w:r>
       <w:proofErr w:type="spellEnd"/>
       <w:r>
-        <w:t xml:space="preserve"> confirme une correction ciblée, non une reconstruction massive des labels.</w:t>
+        <w:t xml:space="preserve"> </w:t>
+      </w:r>
+      <w:proofErr w:type="spellStart"/>
+      <w:r>
+        <w:t>confirme</w:t>
+      </w:r>
+      <w:proofErr w:type="spellEnd"/>
+      <w:r>
+        <w:t xml:space="preserve"> </w:t>
+      </w:r>
+      <w:proofErr w:type="spellStart"/>
+      <w:r>
+        <w:t>une</w:t>
+      </w:r>
+      <w:proofErr w:type="spellEnd"/>
+      <w:r>
+        <w:t xml:space="preserve"> correction ciblée, non une reconstruction massive des labels.</w:t>
       </w:r>
     </w:p>
     <w:p>
@@ -19162,64 +19364,6 @@
         <w:t>Les annotations restent historiques et humaines. Certaines vues appariées portent des labels différents, sans qu’il soit légitime de les fusionner. Le générateur de filenames n’a pas été retrouvé. Les crops vidéo sont manuels et potentiellement non exhaustifs. Enfin, conserver chunk et multiple maintient une difficulté réaliste, mais demandera une analyse d’erreurs dédiée lors de l’évaluation.</w:t>
       </w:r>
     </w:p>
-    <w:tbl>
-      <w:tblPr>
-        <w:tblW w:w="0" w:type="auto"/>
-        <w:jc w:val="center"/>
-        <w:tblLook w:val="04A0" w:firstRow="1" w:lastRow="0" w:firstColumn="1" w:lastColumn="0" w:noHBand="0" w:noVBand="1"/>
-      </w:tblPr>
-      <w:tblGrid>
-        <w:gridCol w:w="9865"/>
-      </w:tblGrid>
-      <w:tr>
-        <w:trPr>
-          <w:jc w:val="center"/>
-        </w:trPr>
-        <w:tc>
-          <w:tcPr>
-            <w:tcW w:w="9865" w:type="dxa"/>
-            <w:tcBorders>
-              <w:top w:val="single" w:sz="8" w:space="0" w:color="087E8B"/>
-              <w:left w:val="single" w:sz="8" w:space="0" w:color="087E8B"/>
-              <w:bottom w:val="single" w:sz="8" w:space="0" w:color="087E8B"/>
-              <w:right w:val="single" w:sz="8" w:space="0" w:color="087E8B"/>
-            </w:tcBorders>
-            <w:shd w:val="clear" w:color="auto" w:fill="EAF3F4"/>
-            <w:tcMar>
-              <w:top w:w="130" w:type="dxa"/>
-              <w:left w:w="170" w:type="dxa"/>
-              <w:bottom w:w="130" w:type="dxa"/>
-              <w:right w:w="170" w:type="dxa"/>
-            </w:tcMar>
-          </w:tcPr>
-          <w:p>
-            <w:pPr>
-              <w:spacing w:after="40"/>
-              <w:rPr>
-                <w:rFonts w:hint="eastAsia"/>
-              </w:rPr>
-            </w:pPr>
-            <w:r>
-              <w:rPr>
-                <w:b/>
-                <w:color w:val="17324D"/>
-              </w:rPr>
-              <w:t>Position critique</w:t>
-            </w:r>
-            <w:r>
-              <w:rPr>
-                <w:b/>
-                <w:color w:val="17324D"/>
-              </w:rPr>
-              <w:br/>
-            </w:r>
-            <w:r>
-              <w:t>Le dataset n’est pas « propre » au sens d’une vérité parfaite ; il est désormais explicite, traçable et structuré pour que ses incertitudes ne soient pas confondues avec des certitudes.</w:t>
-            </w:r>
-          </w:p>
-        </w:tc>
-      </w:tr>
-    </w:tbl>
     <w:p>
       <w:pPr>
         <w:spacing w:after="20"/>
@@ -26175,6 +26319,8 @@
       <w:jc w:val="right"/>
       <w:rPr>
         <w:rFonts w:hint="eastAsia"/>
+        <w:color w:val="6B7782"/>
+        <w:sz w:val="16"/>
       </w:rPr>
     </w:pPr>
     <w:proofErr w:type="spellStart"/>
@@ -26224,6 +26370,13 @@
         <w:sz w:val="16"/>
       </w:rPr>
       <w:t xml:space="preserve"> de la donnée</w:t>
+    </w:r>
+    <w:r>
+      <w:rPr>
+        <w:color w:val="6B7782"/>
+        <w:sz w:val="16"/>
+      </w:rPr>
+      <w:t xml:space="preserve"> – DA</w:t>
     </w:r>
   </w:p>
 </w:hdr>
